--- a/output/docx/ru/BUFRCREX_TableB_ru_07.docx
+++ b/output/docx/ru/BUFRCREX_TableB_ru_07.docx
@@ -441,7 +441,7 @@
                 <w:b w:val="0"/>
                 <w:sz w:val="16"/>
               </w:rPr>
-              <w:t>Note 116: Что касается данных с наземных станций, то этот дескриптор следует использовать только для архивированных данных. Следует отдавать предпочтение и использовать дескрипторы 0 07 030 и 0 07 031 для представления превышения площадки и превышения барометра соответственно, как это определено в Метеорологических сообщениях (ВМО-№ 9), том А — Станции наблюдений. Что касается морских станций, то этот дескриптор определяет высоту палубы морской платформы, на которой установлен прибор, над средним уровнем моря.</w:t>
+              <w:t>Note B116: Что касается данных с наземных станций, то этот дескриптор следует использовать только для архивированных данных. Следует отдавать предпочтение и использовать дескрипторы 0 07 030 и 0 07 031 для представления превышения площадки и превышения барометра соответственно, как это определено в Метеорологических сообщениях (ВМО-№ 9), том А — Станции наблюдений. Что касается морских станций, то этот дескриптор определяет высоту палубы морской платформы, на которой установлен прибор, над средним уровнем моря.</w:t>
             </w:r>
           </w:p>
         </w:tc>
@@ -2646,7 +2646,7 @@
                 <w:b w:val="0"/>
                 <w:sz w:val="16"/>
               </w:rPr>
-              <w:t>Note 68: Данная последовательность исключена из-за неправильного использования дескриптора 0 04 075 в последовательности 3 06 020; вместо нее должна использоваться последовательность 3 06 025.</w:t>
+              <w:t>Note B68: Превышение следует использовать только для установленного местоположения и пеленга, азимута или расстояния; оно не должно переопределять это местоположение.</w:t>
             </w:r>
           </w:p>
         </w:tc>
@@ -3607,7 +3607,7 @@
                 <w:b w:val="0"/>
                 <w:sz w:val="16"/>
               </w:rPr>
-              <w:t>Note 87: Высота площадки станции над средним уровнем моря определяется как высота над средним уровнем моря участка земли, на котором стоит осадкомер, или, в случае отсутствия осадкомера, площадки под метеорологической будкой. Если нет ни осадкомера, ни будки, то это средний уровень поверхности вблизи от станции (ссылка: Руководство по метеорологическим приборам и методам наблюдений (ВМО-№ 8), 1996 г.).</w:t>
+              <w:t>Note B87: Высота площадки станции над средним уровнем моря определяется как высота над средним уровнем моря участка земли, на котором стоит осадкомер, или, в случае отсутствия осадкомера, площадки под метеорологической будкой. Если нет ни осадкомера, ни будки, то это средний уровень поверхности вблизи от станции (ссылка: Руководство по метеорологическим приборам и методам наблюдений (ВМО-№ 8), 1996 г.).</w:t>
             </w:r>
           </w:p>
         </w:tc>
@@ -3800,7 +3800,7 @@
                 <w:b w:val="0"/>
                 <w:sz w:val="16"/>
               </w:rPr>
-              <w:t>Note 84: Высота барометра над средним уровнем моря, относящаяся к местоположению барометра станции, не определяет по-новому дескриптор 0 07 030.</w:t>
+              <w:t>Note B84: Высота барометра над средним уровнем моря, относящаяся к местоположению барометра станции, не определяет по-новому дескриптор 0 07 030.</w:t>
             </w:r>
           </w:p>
         </w:tc>
@@ -3993,7 +3993,7 @@
                 <w:b w:val="0"/>
                 <w:sz w:val="16"/>
               </w:rPr>
-              <w:t>Note 85: Высота датчика над местной площадкой (или палубой морской платформы) — это фактическая высота над площадкой (или палубой морской платформы) в той точке, где находится датчик. Этот дескриптор не определяет по-новому дескриптор 0 07 030 или 0 07 033. Ранее определенное значение 0 07 032 может быть отменено за счет установки 0 07 032 на «отсутствующее значение».</w:t>
+              <w:t>Note B85: Высота датчика над местной площадкой (или палубой морской платформы) — это фактическая высота над площадкой (или палубой морской платформы) в той точке, где находится датчик. Этот дескриптор не определяет по-новому дескриптор 0 07 030 или 0 07 033. Ранее определенное значение 0 07 032 может быть отменено за счет установки 0 07 032 на «отсутствующее значение».</w:t>
             </w:r>
           </w:p>
         </w:tc>
@@ -4186,7 +4186,7 @@
                 <w:b w:val="0"/>
                 <w:sz w:val="16"/>
               </w:rPr>
-              <w:t>Note 86: Высота датчика над поверхностью воды — это высота датчика над водной поверхностью моря или озера. Этот дескриптор не определяет по-новому дескриптор 0 07 030 или 0 07 032. Ранее определенное значение 0 07 033 может быть отменено за счет установки 0 07 033 на «отсутствующее значение».</w:t>
+              <w:t>Note B86: Высота датчика над поверхностью воды — это высота датчика над водной поверхностью моря или озера. Этот дескриптор не определяет по-новому дескриптор 0 07 030 или 0 07 032. Ранее определенное значение 0 07 033 может быть отменено за счет установки 0 07 033 на «отсутствующее значение».</w:t>
             </w:r>
           </w:p>
         </w:tc>
@@ -4763,7 +4763,7 @@
                 <w:b w:val="0"/>
                 <w:sz w:val="16"/>
               </w:rPr>
-              <w:t>Note 74: Для представления интенсивности осадков, типа осадков и функциональных условий используются дескрипторы 0 20 024 (кодовая таблица), 0 20 021 (таблица флагов) и 0 33 005 (таблица флагов) соответственно.</w:t>
+              <w:t>Note B74: Для зонда атмосферы в зоне горизонта «параметром воздействия» является расстояние между асимптотой луча и центром кривизны поверхности Земли в точке касания.</w:t>
             </w:r>
           </w:p>
         </w:tc>
@@ -5532,7 +5532,7 @@
                 <w:b w:val="0"/>
                 <w:sz w:val="16"/>
               </w:rPr>
-              <w:t>Note 117: Типичная высота датчика относительно станции — это стандартная высота датчика, определенная в документации ВМО. Значение следующего метеорологического элемента должно быть изменено с использованием формулы. Например, стандартная высота, рекомендованная ВМО для датчиков приземного ветра, равна 10 метрам. Если датчик находится на другой высоте, скорость ветра может быть скорректирована по формуле.</w:t>
+              <w:t>Note B117: Типичная высота датчика относительно станции — это стандартная высота датчика, определенная в документации ВМО. Значение следующего метеорологического элемента должно быть изменено с использованием формулы. Например, стандартная высота, рекомендованная ВМО для датчиков приземного ветра, равна 10 метрам. Если датчик находится на другой высоте, скорость ветра может быть скорректирована по формуле.</w:t>
             </w:r>
           </w:p>
         </w:tc>
